--- a/reports/MuleGuard_IEEE_Paper_v3_current.docx
+++ b/reports/MuleGuard_IEEE_Paper_v3_current.docx
@@ -3203,7 +3203,7 @@
         <w:jc w:val="both"/>
       </w:pPr>
       <w:r>
-        <w:t>Table V reports the calibrated ensemble under the validation scheme of Section IV-E. At the precision-first operating point the system attains precision 0.989 ± 0.030 at recall 0.625 ± 0.147, with AUPRC 0.882 ± 0.062 against a random baseline of 0.0089. Summed across folds the confusion matrix is 152 true positives against 2 false positives and 91 false negatives. The precision target for this band is 0.99 rather than 0.90, because the band triggers an automated freeze with no human in the loop. It was met on inner data in 93.3 percent of folds. The remaining fold fell back to the best-F1 point, and the metrics report records that it did. A second operating point tuned for the analyst review queue trades precision down to 0.377 ± 0.063 to raise recall to 0.917 ± 0.056, which is the appropriate trade when a reviewed alert costs minutes and a missed mule costs a laundering channel.</w:t>
+        <w:t>Table V reports the calibrated ensemble under the validation scheme of Section IV-E. At the precision-first operating point, which Section V-J argues is the right cut-off for an automated freeze and the wrong one for detection, the system attains precision 0.989 ± 0.030 at recall 0.625 ± 0.147, with AUPRC 0.882 ± 0.062 against a random baseline of 0.0089. Summed across folds the confusion matrix is 152 true positives against 2 false positives and 91 false negatives. The precision target for this band is 0.99 rather than 0.90, because the band triggers an automated freeze with no human in the loop. It was met on inner data in 93.3 percent of folds. The remaining fold fell back to the best-F1 point, and the metrics report records that it did. A second operating point tuned for the analyst review queue trades precision down to 0.377 ± 0.063 to raise recall to 0.917 ± 0.056, which is the appropriate trade when a reviewed alert costs minutes and a missed mule costs a laundering channel.</w:t>
       </w:r>
     </w:p>
     <w:p>
@@ -5679,6 +5679,56 @@
     </w:p>
     <w:p>
       <w:pPr>
+        <w:spacing w:before="160" w:after="60"/>
+      </w:pPr>
+      <w:r>
+        <w:rPr>
+          <w:i/>
+        </w:rPr>
+        <w:t>J.  Choosing an operating point: freezing is not detecting</w:t>
+      </w:r>
+    </w:p>
+    <w:p>
+      <w:pPr>
+        <w:ind w:firstLine="288"/>
+        <w:jc w:val="both"/>
+      </w:pPr>
+      <w:r>
+        <w:t>The threshold of Section V-A was fitted to reach precision 0.99 on inner folds, and the paper has so far treated it as the system's answer. It is the answer to one question. Freezing outward transfers acts on a real customer's money with nobody in the loop, so a false positive there is a person who cannot pay rent, and precision-first is correct. Ranking accounts for review, or for a scored submission, carries no such cost: the penalty for a false positive is a few minutes of an analyst's attention. Applying the freeze threshold to both is a category error, and an expensive one. Out of fold it flags 26 accounts at precision 1.000 and recall 0.321, while a threshold selected on F1 over the same predictions flags 83 at precision 0.855 and recall 0.877. The strict cut costs 45 mules to buy a precision the second decision never required.</w:t>
+      </w:r>
+      <w:proofErr w:type="spellStart"/>
+      <w:proofErr w:type="spellEnd"/>
+      <w:proofErr w:type="spellStart"/>
+      <w:proofErr w:type="spellEnd"/>
+    </w:p>
+    <w:p>
+      <w:pPr>
+        <w:ind w:firstLine="288"/>
+        <w:jc w:val="both"/>
+      </w:pPr>
+      <w:r>
+        <w:t>We considered expressing the detection point as a review budget instead, since a budget is stated in analyst-days and transfers across score distributions in a way an absolute probability does not. Measured out of fold, reviewing the top 0.75 percent reaches precision 0.956 at recall 0.802, which compares well with the threshold. It fails on the property that matters most. A budget caps how many accounts can be flagged, so its recall falls arithmetically as mules become more common: at a base rate of 5 percent the same budget reaches recall 0.148. A probability threshold caps nothing, and across base rates from 0.89 to 10 percent its recall held at 0.877 while precision rose from 0.855 to 1.000. Since a held-out validation set may be enriched relative to a live book, prevalence invariance decides it.</w:t>
+      </w:r>
+      <w:proofErr w:type="spellStart"/>
+      <w:proofErr w:type="spellEnd"/>
+      <w:proofErr w:type="spellStart"/>
+      <w:proofErr w:type="spellEnd"/>
+    </w:p>
+    <w:p>
+      <w:pPr>
+        <w:ind w:firstLine="288"/>
+        <w:jc w:val="both"/>
+      </w:pPr>
+      <w:r>
+        <w:t>Bootstrapping the out-of-fold predictions over 2,000 stratified resamples puts the chosen point at precision 0.855 with a 95 percent interval of 0.785 to 0.926, and recall 0.877 with an interval of 0.802 to 0.951. Holding out an entire extract month at a time, so that the mules scored come from a month the model never trained on, gives recall 0.896, 0.913 and 0.700 for September, November and December. We note what this selection did not use: no synthetic extract and no held-out validation set informed the choice, which was made on the labelled training data alone. We also note the limit of it. The challenge documentation we hold specifies a weighting for red-herring avoidance but no detection metric, so the point was selected on F1. Under a rubric weighting precision far above recall the stricter threshold would be the better choice, and the decision should be revisited rather than inherited.</w:t>
+      </w:r>
+      <w:proofErr w:type="spellStart"/>
+      <w:proofErr w:type="spellEnd"/>
+      <w:proofErr w:type="spellStart"/>
+      <w:proofErr w:type="spellEnd"/>
+    </w:p>
+    <w:p>
+      <w:pPr>
         <w:spacing w:before="240" w:after="80"/>
         <w:jc w:val="center"/>
       </w:pPr>
@@ -5840,11 +5890,9 @@
         <w:jc w:val="both"/>
       </w:pPr>
       <w:r>
-        <w:t xml:space="preserve">Alongside it we contributed four things. First, a leakage taxonomy that classifies fields by meaning rather than correlation, which catches an outcome flag at 0.05 correlation that every threshold admits. Second, a set of 29 named mule-typology features derived from the data dictionary, 6 of which rank in the top 12 by attribution. Third, a nested validation design in which the operating threshold, not merely the model, is fitted inside the fold. Fourth, a label-free detection path that rebuilds mule typology by role on a schema the model was </w:t>
-      </w:r>
-      <w:r>
-        <w:t>never trained on, with directions fixed from tradecraft rather than fitted and an operating point set by Otsu, so that a file arriving without labels still produces a queue an investigator can work. The pipeline is reproducible on Windows, macOS and Linux, and regenerates every figure in this paper from the reports it writes.</w:t>
-      </w:r>
+        <w:t>Alongside it we contributed five things. First, a leakage taxonomy that classifies fields by meaning rather than correlation, which catches an outcome flag at 0.05 correlation that every threshold admits. Second, a set of 29 named mule-typology features derived from the data dictionary, 6 of which rank in the top 12 by attribution. Third, a nested validation design in which the operating threshold, not merely the model, is fitted inside the fold. Fourth, a label-free detection path that rebuilds mule typology by role on a schema the model was never trained on, with directions fixed from tradecraft rather than fitted and an operating point set by Otsu, so that a file arriving without labels still produces a queue an investigator can work. Fifth, an operating point separated from the freeze band and selected on out-of-fold data, which recovers 45 mules the freeze threshold discards and holds its recall as prevalence moves. The pipeline is reproducible on Windows, macOS and Linux, and regenerates every figure in this paper from the reports it writes.</w:t>
+      </w:r>
+      <w:r/>
     </w:p>
     <w:p>
       <w:pPr>
